--- a/sampling-provenance.docx
+++ b/sampling-provenance.docx
@@ -2379,6 +2379,637 @@
       </w:tr>
     </w:tbl>
     <w:bookmarkEnd w:id="27"/>
+    <w:bookmarkStart w:id="46" w:name="further-reading"/>
+    <w:p>
+      <w:pPr>
+        <w:pStyle w:val="Heading2"/>
+      </w:pPr>
+      <w:r>
+        <w:t xml:space="preserve">Further reading</w:t>
+      </w:r>
+    </w:p>
+    <w:p>
+      <w:pPr>
+        <w:pStyle w:val="FirstParagraph"/>
+      </w:pPr>
+      <w:r>
+        <w:t xml:space="preserve">Resources for the team to dive deeper. Each note says</w:t>
+      </w:r>
+      <w:r>
+        <w:t xml:space="preserve"> </w:t>
+      </w:r>
+      <w:r>
+        <w:rPr>
+          <w:i/>
+          <w:iCs/>
+        </w:rPr>
+        <w:t xml:space="preserve">why it’s relevant to linking lab data</w:t>
+      </w:r>
+      <w:r>
+        <w:t xml:space="preserve">.</w:t>
+      </w:r>
+    </w:p>
+    <w:bookmarkStart w:id="33" w:name="california-program-data-standards"/>
+    <w:p>
+      <w:pPr>
+        <w:pStyle w:val="Heading3"/>
+      </w:pPr>
+      <w:r>
+        <w:t xml:space="preserve">California program &amp; data standards</w:t>
+      </w:r>
+    </w:p>
+    <w:p>
+      <w:pPr>
+        <w:pStyle w:val="Compact"/>
+        <w:numPr>
+          <w:ilvl w:val="0"/>
+          <w:numId w:val="1006"/>
+        </w:numPr>
+      </w:pPr>
+      <w:hyperlink r:id="rId28">
+        <w:r>
+          <w:rPr>
+            <w:rStyle w:val="Hyperlink"/>
+          </w:rPr>
+          <w:t xml:space="preserve">California Harmful Algal Blooms (HABs) Portal</w:t>
+        </w:r>
+      </w:hyperlink>
+      <w:r>
+        <w:t xml:space="preserve"> </w:t>
+      </w:r>
+      <w:r>
+        <w:t xml:space="preserve">— the</w:t>
+      </w:r>
+      <w:r>
+        <w:t xml:space="preserve"> </w:t>
+      </w:r>
+      <w:r>
+        <w:t xml:space="preserve">statewide program hub this system supports.</w:t>
+      </w:r>
+    </w:p>
+    <w:p>
+      <w:pPr>
+        <w:pStyle w:val="Compact"/>
+        <w:numPr>
+          <w:ilvl w:val="0"/>
+          <w:numId w:val="1006"/>
+        </w:numPr>
+      </w:pPr>
+      <w:hyperlink r:id="rId29">
+        <w:r>
+          <w:rPr>
+            <w:rStyle w:val="Hyperlink"/>
+          </w:rPr>
+          <w:t xml:space="preserve">CCHAB Network &amp; Voluntary Guidance</w:t>
+        </w:r>
+      </w:hyperlink>
+      <w:r>
+        <w:t xml:space="preserve"> </w:t>
+      </w:r>
+      <w:r>
+        <w:t xml:space="preserve">— the recreational</w:t>
+      </w:r>
+      <w:r>
+        <w:t xml:space="preserve"> </w:t>
+      </w:r>
+      <w:r>
+        <w:t xml:space="preserve">HAB response framework and the</w:t>
+      </w:r>
+      <w:r>
+        <w:t xml:space="preserve"> </w:t>
+      </w:r>
+      <w:r>
+        <w:rPr>
+          <w:b/>
+          <w:bCs/>
+        </w:rPr>
+        <w:t xml:space="preserve">cyanotoxin trigger levels</w:t>
+      </w:r>
+      <w:r>
+        <w:t xml:space="preserve"> </w:t>
+      </w:r>
+      <w:r>
+        <w:t xml:space="preserve">used to colour the Lab data map</w:t>
+      </w:r>
+      <w:r>
+        <w:t xml:space="preserve"> </w:t>
+      </w:r>
+      <w:r>
+        <w:t xml:space="preserve">(Microcystins 0.8 / 6 / 20 µg/L, etc.).</w:t>
+      </w:r>
+    </w:p>
+    <w:p>
+      <w:pPr>
+        <w:pStyle w:val="Compact"/>
+        <w:numPr>
+          <w:ilvl w:val="0"/>
+          <w:numId w:val="1006"/>
+        </w:numPr>
+      </w:pPr>
+      <w:hyperlink r:id="rId30">
+        <w:r>
+          <w:rPr>
+            <w:rStyle w:val="Hyperlink"/>
+          </w:rPr>
+          <w:t xml:space="preserve">SWAMP Freshwater CyanoHABs Program</w:t>
+        </w:r>
+      </w:hyperlink>
+      <w:r>
+        <w:t xml:space="preserve"> </w:t>
+      </w:r>
+      <w:r>
+        <w:t xml:space="preserve">— the Water Boards monitoring program context.</w:t>
+      </w:r>
+    </w:p>
+    <w:p>
+      <w:pPr>
+        <w:pStyle w:val="Compact"/>
+        <w:numPr>
+          <w:ilvl w:val="0"/>
+          <w:numId w:val="1006"/>
+        </w:numPr>
+      </w:pPr>
+      <w:hyperlink r:id="rId31">
+        <w:r>
+          <w:rPr>
+            <w:rStyle w:val="Hyperlink"/>
+          </w:rPr>
+          <w:t xml:space="preserve">CEDEN — California Environmental Data Exchange Network</w:t>
+        </w:r>
+      </w:hyperlink>
+      <w:r>
+        <w:t xml:space="preserve"> </w:t>
+      </w:r>
+      <w:r>
+        <w:t xml:space="preserve">— the</w:t>
+      </w:r>
+      <w:r>
+        <w:t xml:space="preserve"> </w:t>
+      </w:r>
+      <w:r>
+        <w:t xml:space="preserve">state exchange our lab chemistry is shaped to; the natural home for a standardized deliverable.</w:t>
+      </w:r>
+    </w:p>
+    <w:p>
+      <w:pPr>
+        <w:pStyle w:val="Compact"/>
+        <w:numPr>
+          <w:ilvl w:val="0"/>
+          <w:numId w:val="1006"/>
+        </w:numPr>
+      </w:pPr>
+      <w:hyperlink r:id="rId32">
+        <w:r>
+          <w:rPr>
+            <w:rStyle w:val="Hyperlink"/>
+          </w:rPr>
+          <w:t xml:space="preserve">CEDEN data templates &amp; business rules</w:t>
+        </w:r>
+      </w:hyperlink>
+      <w:r>
+        <w:t xml:space="preserve"> </w:t>
+      </w:r>
+      <w:r>
+        <w:t xml:space="preserve">—</w:t>
+      </w:r>
+      <w:r>
+        <w:t xml:space="preserve"> </w:t>
+      </w:r>
+      <w:r>
+        <w:t xml:space="preserve">the electronic data deliverable (EDD) a</w:t>
+      </w:r>
+      <w:r>
+        <w:t xml:space="preserve"> </w:t>
+      </w:r>
+      <w:r>
+        <w:rPr>
+          <w:i/>
+          <w:iCs/>
+        </w:rPr>
+        <w:t xml:space="preserve">“return the SEC”</w:t>
+      </w:r>
+      <w:r>
+        <w:t xml:space="preserve"> </w:t>
+      </w:r>
+      <w:r>
+        <w:t xml:space="preserve">field would extend. Its</w:t>
+      </w:r>
+      <w:r>
+        <w:t xml:space="preserve"> </w:t>
+      </w:r>
+      <w:r>
+        <w:rPr>
+          <w:b/>
+          <w:bCs/>
+        </w:rPr>
+        <w:t xml:space="preserve">Chemistry</w:t>
+      </w:r>
+      <w:r>
+        <w:rPr>
+          <w:b/>
+          <w:bCs/>
+        </w:rPr>
+        <w:t xml:space="preserve"> </w:t>
+      </w:r>
+      <w:r>
+        <w:rPr>
+          <w:b/>
+          <w:bCs/>
+        </w:rPr>
+        <w:t xml:space="preserve">template</w:t>
+      </w:r>
+      <w:r>
+        <w:t xml:space="preserve"> </w:t>
+      </w:r>
+      <w:r>
+        <w:t xml:space="preserve">is exactly the format the ingest workflow expects.</w:t>
+      </w:r>
+    </w:p>
+    <w:bookmarkEnd w:id="33"/>
+    <w:bookmarkStart w:id="37" w:name="X01c91ec507b8fd732a6af4cc05a8421d00ecc8f"/>
+    <w:p>
+      <w:pPr>
+        <w:pStyle w:val="Heading3"/>
+      </w:pPr>
+      <w:r>
+        <w:t xml:space="preserve">National water-data exchange — align the SEC with these</w:t>
+      </w:r>
+    </w:p>
+    <w:p>
+      <w:pPr>
+        <w:pStyle w:val="Compact"/>
+        <w:numPr>
+          <w:ilvl w:val="0"/>
+          <w:numId w:val="1007"/>
+        </w:numPr>
+      </w:pPr>
+      <w:hyperlink r:id="rId34">
+        <w:r>
+          <w:rPr>
+            <w:rStyle w:val="Hyperlink"/>
+          </w:rPr>
+          <w:t xml:space="preserve">EPA Water Quality Exchange (WQX) / Water Quality Data</w:t>
+        </w:r>
+      </w:hyperlink>
+      <w:r>
+        <w:t xml:space="preserve"> </w:t>
+      </w:r>
+      <w:r>
+        <w:t xml:space="preserve">— the national submission standard. Note its</w:t>
+      </w:r>
+      <w:r>
+        <w:t xml:space="preserve"> </w:t>
+      </w:r>
+      <w:r>
+        <w:rPr>
+          <w:b/>
+          <w:bCs/>
+        </w:rPr>
+        <w:t xml:space="preserve">Activity ID</w:t>
+      </w:r>
+      <w:r>
+        <w:t xml:space="preserve">,</w:t>
+      </w:r>
+      <w:r>
+        <w:t xml:space="preserve"> </w:t>
+      </w:r>
+      <w:r>
+        <w:rPr>
+          <w:b/>
+          <w:bCs/>
+        </w:rPr>
+        <w:t xml:space="preserve">Project ID</w:t>
+      </w:r>
+      <w:r>
+        <w:t xml:space="preserve">, and</w:t>
+      </w:r>
+      <w:r>
+        <w:t xml:space="preserve"> </w:t>
+      </w:r>
+      <w:r>
+        <w:rPr>
+          <w:b/>
+          <w:bCs/>
+        </w:rPr>
+        <w:t xml:space="preserve">Monitoring</w:t>
+      </w:r>
+      <w:r>
+        <w:rPr>
+          <w:b/>
+          <w:bCs/>
+        </w:rPr>
+        <w:t xml:space="preserve"> </w:t>
+      </w:r>
+      <w:r>
+        <w:rPr>
+          <w:b/>
+          <w:bCs/>
+        </w:rPr>
+        <w:t xml:space="preserve">Location ID</w:t>
+      </w:r>
+      <w:r>
+        <w:t xml:space="preserve">: the SEC essentially plays the role of a program-issued</w:t>
+      </w:r>
+      <w:r>
+        <w:t xml:space="preserve"> </w:t>
+      </w:r>
+      <w:r>
+        <w:rPr>
+          <w:i/>
+          <w:iCs/>
+        </w:rPr>
+        <w:t xml:space="preserve">Project/Activity</w:t>
+      </w:r>
+      <w:r>
+        <w:t xml:space="preserve"> </w:t>
+      </w:r>
+      <w:r>
+        <w:t xml:space="preserve">identifier, so aligning with WQX keeps us interoperable.</w:t>
+      </w:r>
+    </w:p>
+    <w:p>
+      <w:pPr>
+        <w:pStyle w:val="Compact"/>
+        <w:numPr>
+          <w:ilvl w:val="0"/>
+          <w:numId w:val="1007"/>
+        </w:numPr>
+      </w:pPr>
+      <w:hyperlink r:id="rId35">
+        <w:r>
+          <w:rPr>
+            <w:rStyle w:val="Hyperlink"/>
+          </w:rPr>
+          <w:t xml:space="preserve">WQX Web template files</w:t>
+        </w:r>
+      </w:hyperlink>
+      <w:r>
+        <w:t xml:space="preserve"> </w:t>
+      </w:r>
+      <w:r>
+        <w:t xml:space="preserve">— concrete templates that show how those identifiers travel with results.</w:t>
+      </w:r>
+    </w:p>
+    <w:p>
+      <w:pPr>
+        <w:pStyle w:val="Compact"/>
+        <w:numPr>
+          <w:ilvl w:val="0"/>
+          <w:numId w:val="1007"/>
+        </w:numPr>
+      </w:pPr>
+      <w:hyperlink r:id="rId36">
+        <w:r>
+          <w:rPr>
+            <w:rStyle w:val="Hyperlink"/>
+          </w:rPr>
+          <w:t xml:space="preserve">Water Quality Portal (USGS + EPA)</w:t>
+        </w:r>
+      </w:hyperlink>
+      <w:r>
+        <w:t xml:space="preserve"> </w:t>
+      </w:r>
+      <w:r>
+        <w:t xml:space="preserve">— the national discovery</w:t>
+      </w:r>
+      <w:r>
+        <w:t xml:space="preserve"> </w:t>
+      </w:r>
+      <w:r>
+        <w:t xml:space="preserve">portal our published open data ultimately feeds.</w:t>
+      </w:r>
+    </w:p>
+    <w:bookmarkEnd w:id="37"/>
+    <w:bookmarkStart w:id="43" w:name="X1a08da8b5dcd16fd8046bd0ed8b314c3bdcb7f4"/>
+    <w:p>
+      <w:pPr>
+        <w:pStyle w:val="Heading3"/>
+      </w:pPr>
+      <w:r>
+        <w:t xml:space="preserve">Persistent identifiers — the precedent for issuing an ID at sampling time</w:t>
+      </w:r>
+    </w:p>
+    <w:p>
+      <w:pPr>
+        <w:pStyle w:val="Compact"/>
+        <w:numPr>
+          <w:ilvl w:val="0"/>
+          <w:numId w:val="1008"/>
+        </w:numPr>
+      </w:pPr>
+      <w:hyperlink r:id="rId38">
+        <w:r>
+          <w:rPr>
+            <w:rStyle w:val="Hyperlink"/>
+          </w:rPr>
+          <w:t xml:space="preserve">IGSN / SESAR — persistent identifiers for physical samples</w:t>
+        </w:r>
+      </w:hyperlink>
+      <w:r>
+        <w:t xml:space="preserve"> </w:t>
+      </w:r>
+      <w:r>
+        <w:t xml:space="preserve">— the</w:t>
+      </w:r>
+      <w:r>
+        <w:t xml:space="preserve"> </w:t>
+      </w:r>
+      <w:r>
+        <w:t xml:space="preserve">closest real-world analog to the Sampling Event Code: a</w:t>
+      </w:r>
+      <w:r>
+        <w:t xml:space="preserve"> </w:t>
+      </w:r>
+      <w:r>
+        <w:rPr>
+          <w:b/>
+          <w:bCs/>
+        </w:rPr>
+        <w:t xml:space="preserve">globally unique ID registered when a</w:t>
+      </w:r>
+      <w:r>
+        <w:rPr>
+          <w:b/>
+          <w:bCs/>
+        </w:rPr>
+        <w:t xml:space="preserve"> </w:t>
+      </w:r>
+      <w:r>
+        <w:rPr>
+          <w:b/>
+          <w:bCs/>
+        </w:rPr>
+        <w:t xml:space="preserve">physical sample is collected</w:t>
+      </w:r>
+      <w:r>
+        <w:t xml:space="preserve"> </w:t>
+      </w:r>
+      <w:r>
+        <w:t xml:space="preserve">(now issued via</w:t>
+      </w:r>
+      <w:r>
+        <w:t xml:space="preserve"> </w:t>
+      </w:r>
+      <w:hyperlink r:id="rId39">
+        <w:r>
+          <w:rPr>
+            <w:rStyle w:val="Hyperlink"/>
+          </w:rPr>
+          <w:t xml:space="preserve">DataCite</w:t>
+        </w:r>
+      </w:hyperlink>
+      <w:r>
+        <w:t xml:space="preserve">). The same idea,</w:t>
+      </w:r>
+      <w:r>
+        <w:t xml:space="preserve"> </w:t>
+      </w:r>
+      <w:r>
+        <w:t xml:space="preserve">applied to a bloom incident’s sampling effort.</w:t>
+      </w:r>
+    </w:p>
+    <w:p>
+      <w:pPr>
+        <w:pStyle w:val="Compact"/>
+        <w:numPr>
+          <w:ilvl w:val="0"/>
+          <w:numId w:val="1008"/>
+        </w:numPr>
+      </w:pPr>
+      <w:hyperlink r:id="rId40">
+        <w:r>
+          <w:rPr>
+            <w:rStyle w:val="Hyperlink"/>
+          </w:rPr>
+          <w:t xml:space="preserve">GeoConnex (Internet of Water)</w:t>
+        </w:r>
+      </w:hyperlink>
+      <w:r>
+        <w:t xml:space="preserve"> </w:t>
+      </w:r>
+      <w:r>
+        <w:t xml:space="preserve">(</w:t>
+      </w:r>
+      <w:hyperlink r:id="rId41">
+        <w:r>
+          <w:rPr>
+            <w:rStyle w:val="Hyperlink"/>
+          </w:rPr>
+          <w:t xml:space="preserve">docs</w:t>
+        </w:r>
+      </w:hyperlink>
+      <w:r>
+        <w:t xml:space="preserve">) —</w:t>
+      </w:r>
+      <w:r>
+        <w:t xml:space="preserve"> </w:t>
+      </w:r>
+      <w:r>
+        <w:t xml:space="preserve">persistent identifiers for hydrologic features (rivers, watersheds, monitoring sites); already</w:t>
+      </w:r>
+      <w:r>
+        <w:t xml:space="preserve"> </w:t>
+      </w:r>
+      <w:r>
+        <w:t xml:space="preserve">used in FHAB for station and watershed URIs.</w:t>
+      </w:r>
+    </w:p>
+    <w:p>
+      <w:pPr>
+        <w:pStyle w:val="Compact"/>
+        <w:numPr>
+          <w:ilvl w:val="0"/>
+          <w:numId w:val="1008"/>
+        </w:numPr>
+      </w:pPr>
+      <w:hyperlink r:id="rId42">
+        <w:r>
+          <w:rPr>
+            <w:rStyle w:val="Hyperlink"/>
+          </w:rPr>
+          <w:t xml:space="preserve">USGS Watershed Boundary Dataset (HUC-12)</w:t>
+        </w:r>
+      </w:hyperlink>
+      <w:r>
+        <w:t xml:space="preserve"> </w:t>
+      </w:r>
+      <w:r>
+        <w:t xml:space="preserve">— the authoritative watershed layer behind the crosswalk’s HUC12 assignment.</w:t>
+      </w:r>
+    </w:p>
+    <w:bookmarkEnd w:id="43"/>
+    <w:bookmarkStart w:id="45" w:name="data-management-principle"/>
+    <w:p>
+      <w:pPr>
+        <w:pStyle w:val="Heading3"/>
+      </w:pPr>
+      <w:r>
+        <w:t xml:space="preserve">Data-management principle</w:t>
+      </w:r>
+    </w:p>
+    <w:p>
+      <w:pPr>
+        <w:pStyle w:val="Compact"/>
+        <w:numPr>
+          <w:ilvl w:val="0"/>
+          <w:numId w:val="1009"/>
+        </w:numPr>
+      </w:pPr>
+      <w:hyperlink r:id="rId44">
+        <w:r>
+          <w:rPr>
+            <w:rStyle w:val="Hyperlink"/>
+          </w:rPr>
+          <w:t xml:space="preserve">FAIR data principles</w:t>
+        </w:r>
+      </w:hyperlink>
+      <w:r>
+        <w:t xml:space="preserve"> </w:t>
+      </w:r>
+      <w:r>
+        <w:t xml:space="preserve">— Findable, Accessible,</w:t>
+      </w:r>
+      <w:r>
+        <w:t xml:space="preserve"> </w:t>
+      </w:r>
+      <w:r>
+        <w:t xml:space="preserve">Interoperable, Reusable. The SEC is, in effect, the tactic that makes a result</w:t>
+      </w:r>
+      <w:r>
+        <w:t xml:space="preserve"> </w:t>
+      </w:r>
+      <w:r>
+        <w:rPr>
+          <w:b/>
+          <w:bCs/>
+        </w:rPr>
+        <w:t xml:space="preserve">Findable</w:t>
+      </w:r>
+      <w:r>
+        <w:t xml:space="preserve"> </w:t>
+      </w:r>
+      <w:r>
+        <w:t xml:space="preserve">and</w:t>
+      </w:r>
+      <w:r>
+        <w:t xml:space="preserve"> </w:t>
+      </w:r>
+      <w:r>
+        <w:rPr>
+          <w:b/>
+          <w:bCs/>
+        </w:rPr>
+        <w:t xml:space="preserve">Interoperable</w:t>
+      </w:r>
+      <w:r>
+        <w:t xml:space="preserve"> </w:t>
+      </w:r>
+      <w:r>
+        <w:t xml:space="preserve">by construction instead of by reconciliation.</w:t>
+      </w:r>
+    </w:p>
+    <w:bookmarkEnd w:id="45"/>
+    <w:bookmarkEnd w:id="46"/>
     <w:sectPr>
       <w:footnotePr>
         <w:numRestart w:val="eachSect"/>
@@ -2720,6 +3351,18 @@
     </w:lvlOverride>
   </w:num>
   <w:num w:numId="1005">
+    <w:abstractNumId w:val="991"/>
+  </w:num>
+  <w:num w:numId="1006">
+    <w:abstractNumId w:val="991"/>
+  </w:num>
+  <w:num w:numId="1007">
+    <w:abstractNumId w:val="991"/>
+  </w:num>
+  <w:num w:numId="1008">
+    <w:abstractNumId w:val="991"/>
+  </w:num>
+  <w:num w:numId="1009">
     <w:abstractNumId w:val="991"/>
   </w:num>
 </w:numbering>
